--- a/en/wisdom-stories/living-in-the-past.docx
+++ b/en/wisdom-stories/living-in-the-past.docx
@@ -4,92 +4,51 @@
   <w:body>
     <w:p>
       <w:pPr>
-        <w:spacing w:before="0" w:after="60"/>
-        <w:jc w:val="left"/>
+        <w:pStyle w:val="Title"/>
       </w:pPr>
       <w:r>
-        <w:rPr>
-          <w:rFonts w:ascii="Arial" w:hAnsi="Arial" w:eastAsia="Arial"/>
-          <w:i w:val="0"/>
-          <w:color w:val="000000"/>
-          <w:sz w:val="52"/>
-        </w:rPr>
-        <w:t>Living in the past</w:t>
+        <w:t>Living in the Past</w:t>
       </w:r>
     </w:p>
     <w:p>
       <w:pPr>
-        <w:jc w:val="left"/>
+        <w:keepNext/>
       </w:pPr>
       <w:r>
-        <w:rPr>
-          <w:rFonts w:ascii="Arial" w:hAnsi="Arial" w:eastAsia="Arial"/>
-          <w:i w:val="0"/>
-          <w:color w:val="000000"/>
-          <w:sz w:val="22"/>
-        </w:rPr>
-        <w:t>Living in the past is like walking backwards. Because you don't look ahead, you will always stumble and fall, unable to change what's behind you or open the doors ahead.</w:t>
+        <w:t>Living in the past is like walking backward. With your eyes turned away from the road ahead, you stumble—unable either to change what lies behind you or to reach what lies before you.</w:t>
       </w:r>
     </w:p>
     <w:p>
       <w:pPr>
-        <w:pStyle w:val="Moral"/>
         <w:keepNext/>
         <w:keepLines/>
-        <w:widowControl/>
-        <w:spacing w:before="240" w:after="180" w:line="283" w:lineRule="auto"/>
-        <w:ind w:left="240" w:right="240"/>
-        <w:jc w:val="left"/>
-        <w:pBdr>
-          <w:top w:val="single" w:sz="8" w:space="7" w:color="E8D59A"/>
-          <w:left w:val="single" w:sz="32" w:space="11" w:color="C6A23A"/>
-          <w:bottom w:val="single" w:sz="8" w:space="7" w:color="E8D59A"/>
-          <w:right w:val="single" w:sz="8" w:space="11" w:color="E8D59A"/>
-        </w:pBdr>
-        <w:shd w:val="clear" w:color="auto" w:fill="FFF8E1"/>
+        <w:spacing w:before="160" w:after="80"/>
       </w:pPr>
       <w:r>
         <w:rPr>
-          <w:rFonts w:ascii="Arial" w:hAnsi="Arial" w:eastAsia="Arial" w:cs="Arial"/>
           <w:b/>
-          <w:i w:val="0"/>
-          <w:color w:val="9A7417"/>
-          <w:sz w:val="22"/>
         </w:rPr>
-        <w:t xml:space="preserve">Moral: </w:t>
+        <w:t>Moral:</w:t>
       </w:r>
       <w:r>
-        <w:rPr>
-          <w:rFonts w:ascii="Arial" w:hAnsi="Arial" w:eastAsia="Arial" w:cs="Arial"/>
-          <w:b w:val="0"/>
-          <w:i w:val="0"/>
-          <w:color w:val="3F3826"/>
-          <w:sz w:val="22"/>
-        </w:rPr>
-        <w:t>Walking backwards is stumbling. You can't undo the past — turn your face, look forward.</w:t>
+        <w:t xml:space="preserve"> You cannot undo the past. Turn toward the future and give yourself a chance to move forward.</w:t>
       </w:r>
     </w:p>
     <w:p>
       <w:pPr>
-        <w:keepLines/>
-        <w:widowControl/>
-        <w:spacing w:before="60" w:after="0" w:line="240" w:lineRule="auto"/>
-        <w:jc w:val="right"/>
+        <w:spacing w:after="80"/>
       </w:pPr>
       <w:r>
         <w:rPr>
-          <w:rFonts w:ascii="Arial" w:hAnsi="Arial" w:eastAsia="Arial" w:cs="Arial"/>
-          <w:b w:val="0"/>
           <w:i/>
-          <w:color w:val="8A7950"/>
-          <w:sz w:val="17"/>
+          <w:sz w:val="18"/>
         </w:rPr>
-        <w:t>The story was obtained from open Internet sources.</w:t>
+        <w:t>Source: Publicly available internet sources.</w:t>
       </w:r>
     </w:p>
     <w:sectPr>
       <w:pgSz w:w="12240" w:h="15840"/>
-      <w:pgMar w:top="1440" w:right="1440" w:bottom="1440" w:left="1440" w:header="708" w:footer="708" w:gutter="0"/>
+      <w:pgMar w:top="1080" w:right="1224" w:bottom="1080" w:left="1224" w:header="720" w:footer="720" w:gutter="0"/>
       <w:cols w:space="720"/>
       <w:docGrid w:linePitch="360"/>
     </w:sectPr>
@@ -461,12 +420,14 @@
     <w:qFormat/>
     <w:rsid w:val="00FC693F"/>
     <w:pPr>
-      <w:spacing w:before="0" w:after="160" w:line="276" w:lineRule="auto"/>
+      <w:widowControl/>
+      <w:spacing w:after="120" w:line="259" w:lineRule="auto"/>
     </w:pPr>
     <w:rPr>
-      <w:rFonts w:ascii="Arial" w:hAnsi="Arial" w:eastAsia="Arial"/>
+      <w:rFonts w:ascii="Arial" w:hAnsi="Arial"/>
       <w:color w:val="000000"/>
       <w:sz w:val="22"/>
+      <w:lang w:val="en-US"/>
     </w:rPr>
   </w:style>
   <w:style w:type="paragraph" w:styleId="Header">
@@ -810,18 +771,17 @@
     <w:qFormat/>
     <w:rsid w:val="00FC693F"/>
     <w:pPr>
-      <w:pBdr>
-        <w:bottom w:val="single" w:sz="8" w:space="4" w:color="4F81BD" w:themeColor="accent1"/>
-      </w:pBdr>
-      <w:spacing w:after="300" w:line="240" w:lineRule="auto"/>
+      <w:keepNext/>
+      <w:spacing w:after="280" w:line="240" w:lineRule="auto"/>
       <w:contextualSpacing/>
     </w:pPr>
     <w:rPr>
-      <w:rFonts w:asciiTheme="majorHAnsi" w:eastAsiaTheme="majorEastAsia" w:hAnsiTheme="majorHAnsi" w:cstheme="majorBidi"/>
-      <w:color w:val="17365D" w:themeColor="text2" w:themeShade="BF"/>
+      <w:rFonts w:asciiTheme="majorHAnsi" w:eastAsiaTheme="majorEastAsia" w:hAnsiTheme="majorHAnsi" w:cstheme="majorBidi" w:ascii="Arial" w:hAnsi="Arial"/>
+      <w:b/>
+      <w:color w:val="000000"/>
       <w:spacing w:val="5"/>
       <w:kern w:val="28"/>
-      <w:sz w:val="52"/>
+      <w:sz w:val="34"/>
       <w:szCs w:val="52"/>
     </w:rPr>
   </w:style>
@@ -1297,9 +1257,6 @@
     <w:qFormat/>
     <w:rsid w:val="00FC693F"/>
     <w:pPr>
-      <w:pBdr>
-        <w:bottom w:val="single" w:sz="4" w:space="4" w:color="4F81BD" w:themeColor="accent1"/>
-      </w:pBdr>
       <w:spacing w:before="200" w:after="280"/>
       <w:ind w:left="936" w:right="936"/>
     </w:pPr>
@@ -12150,18 +12107,6 @@
         <w:shd w:val="clear" w:color="auto" w:fill="FBCAA2" w:themeFill="accent6" w:themeFillTint="7F"/>
       </w:tcPr>
     </w:tblStylePr>
-  </w:style>
-  <w:style w:type="paragraph" w:customStyle="1" w:styleId="Moral">
-    <w:name w:val="Moral"/>
-    <w:basedOn w:val="Normal"/>
-    <w:pPr>
-      <w:spacing w:before="160" w:after="0" w:line="276" w:lineRule="auto"/>
-    </w:pPr>
-    <w:rPr>
-      <w:rFonts w:ascii="Arial" w:hAnsi="Arial" w:eastAsia="Arial"/>
-      <w:i/>
-      <w:sz w:val="22"/>
-    </w:rPr>
   </w:style>
 </w:styles>
 </file>

--- a/en/wisdom-stories/living-in-the-past.docx
+++ b/en/wisdom-stories/living-in-the-past.docx
@@ -15,7 +15,7 @@
         <w:keepNext/>
       </w:pPr>
       <w:r>
-        <w:t>Living in the past is like walking backward. With your eyes turned away from the road ahead, you stumble—unable either to change what lies behind you or to reach what lies before you.</w:t>
+        <w:t>Living in the past is like walking while looking behind you. With your eyes turned away from the road ahead, you will keep stumbling and falling, unable either to change what lies behind you or to open the doors in front of you.</w:t>
       </w:r>
     </w:p>
     <w:p>
@@ -28,11 +28,9 @@
         <w:rPr>
           <w:b/>
         </w:rPr>
-        <w:t>Moral:</w:t>
+        <w:t>Moral: Someone who always looks back does not see the obstacle in front. You cannot bring the past back; turn your face forward and see the opportunities before you.</w:t>
       </w:r>
-      <w:r>
-        <w:t xml:space="preserve"> You cannot undo the past. Turn toward the future and give yourself a chance to move forward.</w:t>
-      </w:r>
+      <w:r/>
     </w:p>
     <w:p>
       <w:pPr>
@@ -43,7 +41,7 @@
           <w:i/>
           <w:sz w:val="18"/>
         </w:rPr>
-        <w:t>Source: Publicly available internet sources.</w:t>
+        <w:t>Stories are taken from open Internet sources; illustrations were created with AI.</w:t>
       </w:r>
     </w:p>
     <w:sectPr>
